--- a/file/ROYALTY.docx
+++ b/file/ROYALTY.docx
@@ -5400,13 +5400,7 @@
               <w:rPr>
                 <w:b/>
               </w:rPr>
-              <w:t xml:space="preserve"> </w:t>
-            </w:r>
-            <w:r>
-              <w:rPr>
-                <w:b/>
-              </w:rPr>
-              <w:t>800</w:t>
+              <w:t xml:space="preserve"> 800</w:t>
             </w:r>
           </w:p>
           <w:p>
@@ -5428,33 +5422,21 @@
               <w:rPr>
                 <w:b/>
               </w:rPr>
-              <w:t xml:space="preserve"> </w:t>
-            </w:r>
-            <w:r>
-              <w:rPr>
-                <w:b/>
-              </w:rPr>
-              <w:t>200</w:t>
-            </w:r>
-          </w:p>
-          <w:p>
-            <w:pPr>
-              <w:jc w:val="center"/>
-              <w:rPr>
-                <w:b/>
-              </w:rPr>
-            </w:pPr>
-            <w:r>
-              <w:rPr>
-                <w:b/>
-              </w:rPr>
-              <w:t>TOTAL-</w:t>
-            </w:r>
-            <w:r>
-              <w:rPr>
-                <w:b/>
-              </w:rPr>
-              <w:t>1000</w:t>
+              <w:t xml:space="preserve"> 200</w:t>
+            </w:r>
+          </w:p>
+          <w:p>
+            <w:pPr>
+              <w:jc w:val="center"/>
+              <w:rPr>
+                <w:b/>
+              </w:rPr>
+            </w:pPr>
+            <w:r>
+              <w:rPr>
+                <w:b/>
+              </w:rPr>
+              <w:t>TOTAL-1000</w:t>
             </w:r>
           </w:p>
         </w:tc>
@@ -5483,8 +5465,6 @@
             </w:r>
           </w:p>
         </w:tc>
-        <w:bookmarkStart w:id="0" w:name="_GoBack"/>
-        <w:bookmarkEnd w:id="0"/>
       </w:tr>
       <w:tr>
         <w:tc>
@@ -5571,15 +5551,7 @@
                 <w:color w:val="000000"/>
                 <w:szCs w:val="18"/>
               </w:rPr>
-              <w:t xml:space="preserve">CSDC </w:t>
-            </w:r>
-            <w:r>
-              <w:rPr>
-                <w:b/>
-                <w:color w:val="000000"/>
-                <w:szCs w:val="18"/>
-              </w:rPr>
-              <w:t>409</w:t>
+              <w:t>CSDC 409</w:t>
             </w:r>
           </w:p>
           <w:p>
@@ -5763,13 +5735,7 @@
               <w:rPr>
                 <w:b/>
               </w:rPr>
-              <w:t xml:space="preserve"> </w:t>
-            </w:r>
-            <w:r>
-              <w:rPr>
-                <w:b/>
-              </w:rPr>
-              <w:t>700</w:t>
+              <w:t xml:space="preserve"> 700</w:t>
             </w:r>
           </w:p>
           <w:p>
@@ -5805,13 +5771,7 @@
               <w:rPr>
                 <w:b/>
               </w:rPr>
-              <w:t>TOTAL-</w:t>
-            </w:r>
-            <w:r>
-              <w:rPr>
-                <w:b/>
-              </w:rPr>
-              <w:t>900</w:t>
+              <w:t>TOTAL-900</w:t>
             </w:r>
           </w:p>
         </w:tc>
@@ -7853,6 +7813,950 @@
                 <w:b/>
               </w:rPr>
               <w:t>180 DAYS</w:t>
+            </w:r>
+          </w:p>
+        </w:tc>
+      </w:tr>
+      <w:tr>
+        <w:tc>
+          <w:tcPr>
+            <w:tcW w:w="1963" w:type="dxa"/>
+          </w:tcPr>
+          <w:p>
+            <w:pPr>
+              <w:jc w:val="center"/>
+              <w:rPr>
+                <w:b/>
+              </w:rPr>
+            </w:pPr>
+            <w:r>
+              <w:rPr>
+                <w:b/>
+              </w:rPr>
+              <w:t>CERTIFICATE IN AI DIGITAL SKILL</w:t>
+            </w:r>
+          </w:p>
+        </w:tc>
+        <w:tc>
+          <w:tcPr>
+            <w:tcW w:w="1378" w:type="dxa"/>
+          </w:tcPr>
+          <w:p>
+            <w:pPr>
+              <w:jc w:val="center"/>
+              <w:rPr>
+                <w:b/>
+              </w:rPr>
+            </w:pPr>
+            <w:r>
+              <w:rPr>
+                <w:b/>
+              </w:rPr>
+              <w:t>CSDC 725</w:t>
+            </w:r>
+          </w:p>
+        </w:tc>
+        <w:tc>
+          <w:tcPr>
+            <w:tcW w:w="2872" w:type="dxa"/>
+          </w:tcPr>
+          <w:p>
+            <w:pPr>
+              <w:jc w:val="center"/>
+              <w:rPr>
+                <w:b/>
+              </w:rPr>
+            </w:pPr>
+            <w:r>
+              <w:rPr>
+                <w:b/>
+              </w:rPr>
+              <w:t>WINDOWS, MS. WORD, MS. EXCEL, MS. POWERPOINT USE COPILOT &amp; AI</w:t>
+            </w:r>
+          </w:p>
+        </w:tc>
+        <w:tc>
+          <w:tcPr>
+            <w:tcW w:w="1716" w:type="dxa"/>
+          </w:tcPr>
+          <w:p>
+            <w:pPr>
+              <w:jc w:val="center"/>
+              <w:rPr>
+                <w:b/>
+              </w:rPr>
+            </w:pPr>
+            <w:proofErr w:type="gramStart"/>
+            <w:r>
+              <w:rPr>
+                <w:b/>
+              </w:rPr>
+              <w:t>REG :</w:t>
+            </w:r>
+            <w:proofErr w:type="gramEnd"/>
+            <w:r>
+              <w:rPr>
+                <w:b/>
+              </w:rPr>
+              <w:t xml:space="preserve"> </w:t>
+            </w:r>
+            <w:r>
+              <w:rPr>
+                <w:b/>
+              </w:rPr>
+              <w:t>400</w:t>
+            </w:r>
+          </w:p>
+          <w:p>
+            <w:pPr>
+              <w:jc w:val="center"/>
+              <w:rPr>
+                <w:b/>
+              </w:rPr>
+            </w:pPr>
+            <w:proofErr w:type="gramStart"/>
+            <w:r>
+              <w:rPr>
+                <w:b/>
+              </w:rPr>
+              <w:t>EXAM :</w:t>
+            </w:r>
+            <w:proofErr w:type="gramEnd"/>
+            <w:r>
+              <w:rPr>
+                <w:b/>
+              </w:rPr>
+              <w:t xml:space="preserve"> 100</w:t>
+            </w:r>
+          </w:p>
+          <w:p>
+            <w:pPr>
+              <w:jc w:val="center"/>
+              <w:rPr>
+                <w:b/>
+              </w:rPr>
+            </w:pPr>
+            <w:r>
+              <w:rPr>
+                <w:b/>
+              </w:rPr>
+              <w:t xml:space="preserve">TOTAL- </w:t>
+            </w:r>
+            <w:r>
+              <w:rPr>
+                <w:b/>
+              </w:rPr>
+              <w:t>500</w:t>
+            </w:r>
+          </w:p>
+        </w:tc>
+        <w:tc>
+          <w:tcPr>
+            <w:tcW w:w="1421" w:type="dxa"/>
+          </w:tcPr>
+          <w:p>
+            <w:pPr>
+              <w:jc w:val="center"/>
+              <w:rPr>
+                <w:b/>
+              </w:rPr>
+            </w:pPr>
+            <w:r>
+              <w:rPr>
+                <w:b/>
+              </w:rPr>
+              <w:t>365 DAYS</w:t>
+            </w:r>
+          </w:p>
+        </w:tc>
+      </w:tr>
+      <w:tr>
+        <w:tc>
+          <w:tcPr>
+            <w:tcW w:w="1963" w:type="dxa"/>
+          </w:tcPr>
+          <w:p>
+            <w:pPr>
+              <w:jc w:val="center"/>
+              <w:rPr>
+                <w:b/>
+              </w:rPr>
+            </w:pPr>
+            <w:r>
+              <w:rPr>
+                <w:b/>
+              </w:rPr>
+              <w:t>DIPLOMA IN DIGITAL MARKETING</w:t>
+            </w:r>
+          </w:p>
+        </w:tc>
+        <w:tc>
+          <w:tcPr>
+            <w:tcW w:w="1378" w:type="dxa"/>
+          </w:tcPr>
+          <w:p>
+            <w:pPr>
+              <w:jc w:val="center"/>
+              <w:rPr>
+                <w:b/>
+              </w:rPr>
+            </w:pPr>
+            <w:r>
+              <w:rPr>
+                <w:b/>
+              </w:rPr>
+              <w:t>CSDC 726</w:t>
+            </w:r>
+          </w:p>
+        </w:tc>
+        <w:tc>
+          <w:tcPr>
+            <w:tcW w:w="2872" w:type="dxa"/>
+          </w:tcPr>
+          <w:p>
+            <w:pPr>
+              <w:jc w:val="center"/>
+              <w:rPr>
+                <w:b/>
+              </w:rPr>
+            </w:pPr>
+            <w:r>
+              <w:rPr>
+                <w:b/>
+              </w:rPr>
+              <w:t>WINDOWS, MS. WORD, MS. EXCEL, MS. POWERPOINT, PHOTOSHOP, CORELDRAW &amp; AI</w:t>
+            </w:r>
+          </w:p>
+        </w:tc>
+        <w:tc>
+          <w:tcPr>
+            <w:tcW w:w="1716" w:type="dxa"/>
+          </w:tcPr>
+          <w:p>
+            <w:pPr>
+              <w:jc w:val="center"/>
+              <w:rPr>
+                <w:b/>
+              </w:rPr>
+            </w:pPr>
+            <w:proofErr w:type="gramStart"/>
+            <w:r>
+              <w:rPr>
+                <w:b/>
+              </w:rPr>
+              <w:t>REG :</w:t>
+            </w:r>
+            <w:proofErr w:type="gramEnd"/>
+            <w:r>
+              <w:rPr>
+                <w:b/>
+              </w:rPr>
+              <w:t xml:space="preserve"> 400</w:t>
+            </w:r>
+          </w:p>
+          <w:p>
+            <w:pPr>
+              <w:jc w:val="center"/>
+              <w:rPr>
+                <w:b/>
+              </w:rPr>
+            </w:pPr>
+            <w:proofErr w:type="gramStart"/>
+            <w:r>
+              <w:rPr>
+                <w:b/>
+              </w:rPr>
+              <w:t>EXAM :</w:t>
+            </w:r>
+            <w:proofErr w:type="gramEnd"/>
+            <w:r>
+              <w:rPr>
+                <w:b/>
+              </w:rPr>
+              <w:t xml:space="preserve"> 100</w:t>
+            </w:r>
+          </w:p>
+          <w:p>
+            <w:pPr>
+              <w:jc w:val="center"/>
+              <w:rPr>
+                <w:b/>
+              </w:rPr>
+            </w:pPr>
+            <w:r>
+              <w:rPr>
+                <w:b/>
+              </w:rPr>
+              <w:t>TOTAL- 500</w:t>
+            </w:r>
+          </w:p>
+        </w:tc>
+        <w:tc>
+          <w:tcPr>
+            <w:tcW w:w="1421" w:type="dxa"/>
+          </w:tcPr>
+          <w:p>
+            <w:pPr>
+              <w:jc w:val="center"/>
+              <w:rPr>
+                <w:b/>
+              </w:rPr>
+            </w:pPr>
+            <w:r>
+              <w:rPr>
+                <w:b/>
+              </w:rPr>
+              <w:t>365 DAYS</w:t>
+            </w:r>
+          </w:p>
+        </w:tc>
+      </w:tr>
+      <w:tr>
+        <w:tc>
+          <w:tcPr>
+            <w:tcW w:w="1963" w:type="dxa"/>
+          </w:tcPr>
+          <w:p>
+            <w:pPr>
+              <w:jc w:val="center"/>
+              <w:rPr>
+                <w:b/>
+              </w:rPr>
+            </w:pPr>
+            <w:r>
+              <w:rPr>
+                <w:b/>
+              </w:rPr>
+              <w:t>EXCEL AUTOMATION WITH AI</w:t>
+            </w:r>
+          </w:p>
+        </w:tc>
+        <w:tc>
+          <w:tcPr>
+            <w:tcW w:w="1378" w:type="dxa"/>
+          </w:tcPr>
+          <w:p>
+            <w:pPr>
+              <w:jc w:val="center"/>
+              <w:rPr>
+                <w:b/>
+              </w:rPr>
+            </w:pPr>
+            <w:r>
+              <w:rPr>
+                <w:b/>
+              </w:rPr>
+              <w:t>CSDC 727</w:t>
+            </w:r>
+          </w:p>
+        </w:tc>
+        <w:tc>
+          <w:tcPr>
+            <w:tcW w:w="2872" w:type="dxa"/>
+          </w:tcPr>
+          <w:p>
+            <w:pPr>
+              <w:jc w:val="center"/>
+              <w:rPr>
+                <w:b/>
+              </w:rPr>
+            </w:pPr>
+            <w:r>
+              <w:rPr>
+                <w:b/>
+              </w:rPr>
+              <w:t>ADVANCE MS. EXCEL, USE COPILOT TOOL ,&amp; AI</w:t>
+            </w:r>
+          </w:p>
+        </w:tc>
+        <w:tc>
+          <w:tcPr>
+            <w:tcW w:w="1716" w:type="dxa"/>
+          </w:tcPr>
+          <w:p>
+            <w:pPr>
+              <w:jc w:val="center"/>
+              <w:rPr>
+                <w:b/>
+              </w:rPr>
+            </w:pPr>
+            <w:proofErr w:type="gramStart"/>
+            <w:r>
+              <w:rPr>
+                <w:b/>
+              </w:rPr>
+              <w:t>REG :</w:t>
+            </w:r>
+            <w:proofErr w:type="gramEnd"/>
+            <w:r>
+              <w:rPr>
+                <w:b/>
+              </w:rPr>
+              <w:t xml:space="preserve"> 400</w:t>
+            </w:r>
+          </w:p>
+          <w:p>
+            <w:pPr>
+              <w:jc w:val="center"/>
+              <w:rPr>
+                <w:b/>
+              </w:rPr>
+            </w:pPr>
+            <w:proofErr w:type="gramStart"/>
+            <w:r>
+              <w:rPr>
+                <w:b/>
+              </w:rPr>
+              <w:t>EXAM :</w:t>
+            </w:r>
+            <w:proofErr w:type="gramEnd"/>
+            <w:r>
+              <w:rPr>
+                <w:b/>
+              </w:rPr>
+              <w:t xml:space="preserve"> 100</w:t>
+            </w:r>
+          </w:p>
+          <w:p>
+            <w:pPr>
+              <w:jc w:val="center"/>
+              <w:rPr>
+                <w:b/>
+              </w:rPr>
+            </w:pPr>
+            <w:r>
+              <w:rPr>
+                <w:b/>
+              </w:rPr>
+              <w:t>TOTAL- 500</w:t>
+            </w:r>
+          </w:p>
+        </w:tc>
+        <w:tc>
+          <w:tcPr>
+            <w:tcW w:w="1421" w:type="dxa"/>
+          </w:tcPr>
+          <w:p>
+            <w:pPr>
+              <w:jc w:val="center"/>
+              <w:rPr>
+                <w:b/>
+              </w:rPr>
+            </w:pPr>
+            <w:r>
+              <w:rPr>
+                <w:b/>
+              </w:rPr>
+              <w:t>365 DAYS</w:t>
+            </w:r>
+          </w:p>
+        </w:tc>
+      </w:tr>
+      <w:tr>
+        <w:tc>
+          <w:tcPr>
+            <w:tcW w:w="1963" w:type="dxa"/>
+          </w:tcPr>
+          <w:p>
+            <w:pPr>
+              <w:jc w:val="center"/>
+              <w:rPr>
+                <w:b/>
+              </w:rPr>
+            </w:pPr>
+            <w:r>
+              <w:rPr>
+                <w:b/>
+              </w:rPr>
+              <w:t>YTHON &amp; JDK DEVELOPER</w:t>
+            </w:r>
+          </w:p>
+        </w:tc>
+        <w:tc>
+          <w:tcPr>
+            <w:tcW w:w="1378" w:type="dxa"/>
+          </w:tcPr>
+          <w:p>
+            <w:pPr>
+              <w:jc w:val="center"/>
+              <w:rPr>
+                <w:b/>
+              </w:rPr>
+            </w:pPr>
+            <w:r>
+              <w:rPr>
+                <w:b/>
+              </w:rPr>
+              <w:t>CSDC 728</w:t>
+            </w:r>
+          </w:p>
+        </w:tc>
+        <w:tc>
+          <w:tcPr>
+            <w:tcW w:w="2872" w:type="dxa"/>
+          </w:tcPr>
+          <w:p>
+            <w:pPr>
+              <w:jc w:val="center"/>
+              <w:rPr>
+                <w:b/>
+              </w:rPr>
+            </w:pPr>
+            <w:r>
+              <w:rPr>
+                <w:b/>
+              </w:rPr>
+              <w:t>PYTHON PROGRAMMING &amp; JDK</w:t>
+            </w:r>
+          </w:p>
+        </w:tc>
+        <w:tc>
+          <w:tcPr>
+            <w:tcW w:w="1716" w:type="dxa"/>
+          </w:tcPr>
+          <w:p>
+            <w:pPr>
+              <w:jc w:val="center"/>
+              <w:rPr>
+                <w:b/>
+              </w:rPr>
+            </w:pPr>
+            <w:proofErr w:type="gramStart"/>
+            <w:r>
+              <w:rPr>
+                <w:b/>
+              </w:rPr>
+              <w:t>REG :</w:t>
+            </w:r>
+            <w:proofErr w:type="gramEnd"/>
+            <w:r>
+              <w:rPr>
+                <w:b/>
+              </w:rPr>
+              <w:t xml:space="preserve"> </w:t>
+            </w:r>
+            <w:r>
+              <w:rPr>
+                <w:b/>
+              </w:rPr>
+              <w:t>3</w:t>
+            </w:r>
+            <w:r>
+              <w:rPr>
+                <w:b/>
+              </w:rPr>
+              <w:t>00</w:t>
+            </w:r>
+          </w:p>
+          <w:p>
+            <w:pPr>
+              <w:jc w:val="center"/>
+              <w:rPr>
+                <w:b/>
+              </w:rPr>
+            </w:pPr>
+            <w:proofErr w:type="gramStart"/>
+            <w:r>
+              <w:rPr>
+                <w:b/>
+              </w:rPr>
+              <w:t>EXAM :</w:t>
+            </w:r>
+            <w:proofErr w:type="gramEnd"/>
+            <w:r>
+              <w:rPr>
+                <w:b/>
+              </w:rPr>
+              <w:t xml:space="preserve"> 100</w:t>
+            </w:r>
+          </w:p>
+          <w:p>
+            <w:pPr>
+              <w:jc w:val="center"/>
+              <w:rPr>
+                <w:b/>
+              </w:rPr>
+            </w:pPr>
+            <w:r>
+              <w:rPr>
+                <w:b/>
+              </w:rPr>
+              <w:t xml:space="preserve">TOTAL- </w:t>
+            </w:r>
+            <w:r>
+              <w:rPr>
+                <w:b/>
+              </w:rPr>
+              <w:t>4</w:t>
+            </w:r>
+            <w:r>
+              <w:rPr>
+                <w:b/>
+              </w:rPr>
+              <w:t>00</w:t>
+            </w:r>
+          </w:p>
+        </w:tc>
+        <w:tc>
+          <w:tcPr>
+            <w:tcW w:w="1421" w:type="dxa"/>
+          </w:tcPr>
+          <w:p>
+            <w:pPr>
+              <w:jc w:val="center"/>
+              <w:rPr>
+                <w:b/>
+              </w:rPr>
+            </w:pPr>
+            <w:r>
+              <w:rPr>
+                <w:b/>
+              </w:rPr>
+              <w:t>180</w:t>
+            </w:r>
+            <w:r>
+              <w:rPr>
+                <w:b/>
+              </w:rPr>
+              <w:t xml:space="preserve"> DAYS</w:t>
+            </w:r>
+          </w:p>
+        </w:tc>
+      </w:tr>
+      <w:tr>
+        <w:tc>
+          <w:tcPr>
+            <w:tcW w:w="1963" w:type="dxa"/>
+          </w:tcPr>
+          <w:p>
+            <w:pPr>
+              <w:jc w:val="center"/>
+              <w:rPr>
+                <w:b/>
+              </w:rPr>
+            </w:pPr>
+            <w:r>
+              <w:rPr>
+                <w:b/>
+              </w:rPr>
+              <w:t>DIGITAL DATA ENTRY OPERATOR</w:t>
+            </w:r>
+          </w:p>
+        </w:tc>
+        <w:tc>
+          <w:tcPr>
+            <w:tcW w:w="1378" w:type="dxa"/>
+          </w:tcPr>
+          <w:p>
+            <w:pPr>
+              <w:jc w:val="center"/>
+              <w:rPr>
+                <w:b/>
+              </w:rPr>
+            </w:pPr>
+            <w:r>
+              <w:rPr>
+                <w:b/>
+              </w:rPr>
+              <w:t>CSDC 729</w:t>
+            </w:r>
+          </w:p>
+        </w:tc>
+        <w:tc>
+          <w:tcPr>
+            <w:tcW w:w="2872" w:type="dxa"/>
+          </w:tcPr>
+          <w:p>
+            <w:pPr>
+              <w:jc w:val="center"/>
+              <w:rPr>
+                <w:b/>
+              </w:rPr>
+            </w:pPr>
+            <w:r>
+              <w:rPr>
+                <w:b/>
+              </w:rPr>
+              <w:t>INTERNET, USE ONLINE DOCS, SHEET,SLIDE,CREA TE FROM, ONLINE MEETING .</w:t>
+            </w:r>
+          </w:p>
+        </w:tc>
+        <w:tc>
+          <w:tcPr>
+            <w:tcW w:w="1716" w:type="dxa"/>
+          </w:tcPr>
+          <w:p>
+            <w:pPr>
+              <w:jc w:val="center"/>
+              <w:rPr>
+                <w:b/>
+              </w:rPr>
+            </w:pPr>
+            <w:proofErr w:type="gramStart"/>
+            <w:r>
+              <w:rPr>
+                <w:b/>
+              </w:rPr>
+              <w:t>REG :</w:t>
+            </w:r>
+            <w:proofErr w:type="gramEnd"/>
+            <w:r>
+              <w:rPr>
+                <w:b/>
+              </w:rPr>
+              <w:t xml:space="preserve"> </w:t>
+            </w:r>
+            <w:r>
+              <w:rPr>
+                <w:b/>
+              </w:rPr>
+              <w:t>2</w:t>
+            </w:r>
+            <w:r>
+              <w:rPr>
+                <w:b/>
+              </w:rPr>
+              <w:t>00</w:t>
+            </w:r>
+          </w:p>
+          <w:p>
+            <w:pPr>
+              <w:jc w:val="center"/>
+              <w:rPr>
+                <w:b/>
+              </w:rPr>
+            </w:pPr>
+            <w:proofErr w:type="gramStart"/>
+            <w:r>
+              <w:rPr>
+                <w:b/>
+              </w:rPr>
+              <w:t>EXAM :</w:t>
+            </w:r>
+            <w:proofErr w:type="gramEnd"/>
+            <w:r>
+              <w:rPr>
+                <w:b/>
+              </w:rPr>
+              <w:t xml:space="preserve"> 100</w:t>
+            </w:r>
+          </w:p>
+          <w:p>
+            <w:pPr>
+              <w:jc w:val="center"/>
+              <w:rPr>
+                <w:b/>
+              </w:rPr>
+            </w:pPr>
+            <w:r>
+              <w:rPr>
+                <w:b/>
+              </w:rPr>
+              <w:t xml:space="preserve">TOTAL- </w:t>
+            </w:r>
+            <w:r>
+              <w:rPr>
+                <w:b/>
+              </w:rPr>
+              <w:t>3</w:t>
+            </w:r>
+            <w:r>
+              <w:rPr>
+                <w:b/>
+              </w:rPr>
+              <w:t>00</w:t>
+            </w:r>
+          </w:p>
+        </w:tc>
+        <w:tc>
+          <w:tcPr>
+            <w:tcW w:w="1421" w:type="dxa"/>
+          </w:tcPr>
+          <w:p>
+            <w:pPr>
+              <w:jc w:val="center"/>
+              <w:rPr>
+                <w:b/>
+              </w:rPr>
+            </w:pPr>
+            <w:r>
+              <w:rPr>
+                <w:b/>
+              </w:rPr>
+              <w:t>90</w:t>
+            </w:r>
+            <w:r>
+              <w:rPr>
+                <w:b/>
+              </w:rPr>
+              <w:t xml:space="preserve"> DAYS</w:t>
+            </w:r>
+          </w:p>
+        </w:tc>
+      </w:tr>
+      <w:tr>
+        <w:tc>
+          <w:tcPr>
+            <w:tcW w:w="1963" w:type="dxa"/>
+          </w:tcPr>
+          <w:p>
+            <w:pPr>
+              <w:jc w:val="center"/>
+              <w:rPr>
+                <w:b/>
+              </w:rPr>
+            </w:pPr>
+            <w:r>
+              <w:rPr>
+                <w:b/>
+              </w:rPr>
+              <w:t>DIPLOMA IN FINANCIAL ACCOUNTING</w:t>
+            </w:r>
+          </w:p>
+        </w:tc>
+        <w:tc>
+          <w:tcPr>
+            <w:tcW w:w="1378" w:type="dxa"/>
+          </w:tcPr>
+          <w:p>
+            <w:pPr>
+              <w:jc w:val="center"/>
+              <w:rPr>
+                <w:b/>
+              </w:rPr>
+            </w:pPr>
+            <w:r>
+              <w:rPr>
+                <w:b/>
+              </w:rPr>
+              <w:t>CSDC 730</w:t>
+            </w:r>
+          </w:p>
+        </w:tc>
+        <w:tc>
+          <w:tcPr>
+            <w:tcW w:w="2872" w:type="dxa"/>
+          </w:tcPr>
+          <w:p>
+            <w:pPr>
+              <w:jc w:val="center"/>
+              <w:rPr>
+                <w:b/>
+              </w:rPr>
+            </w:pPr>
+            <w:r>
+              <w:rPr>
+                <w:b/>
+              </w:rPr>
+              <w:t>WINDOWS, MS. WORD, MS. EXCEL, MS. POWERPOINT, TALLY WITH GST , FACT ACOOUNTINGSOFTWARE</w:t>
+            </w:r>
+          </w:p>
+        </w:tc>
+        <w:tc>
+          <w:tcPr>
+            <w:tcW w:w="1716" w:type="dxa"/>
+          </w:tcPr>
+          <w:p>
+            <w:pPr>
+              <w:jc w:val="center"/>
+              <w:rPr>
+                <w:b/>
+              </w:rPr>
+            </w:pPr>
+            <w:proofErr w:type="gramStart"/>
+            <w:r>
+              <w:rPr>
+                <w:b/>
+              </w:rPr>
+              <w:t>REG :</w:t>
+            </w:r>
+            <w:proofErr w:type="gramEnd"/>
+            <w:r>
+              <w:rPr>
+                <w:b/>
+              </w:rPr>
+              <w:t xml:space="preserve"> </w:t>
+            </w:r>
+            <w:r>
+              <w:rPr>
+                <w:b/>
+              </w:rPr>
+              <w:t>3</w:t>
+            </w:r>
+            <w:r>
+              <w:rPr>
+                <w:b/>
+              </w:rPr>
+              <w:t>00</w:t>
+            </w:r>
+          </w:p>
+          <w:p>
+            <w:pPr>
+              <w:jc w:val="center"/>
+              <w:rPr>
+                <w:b/>
+              </w:rPr>
+            </w:pPr>
+            <w:proofErr w:type="gramStart"/>
+            <w:r>
+              <w:rPr>
+                <w:b/>
+              </w:rPr>
+              <w:t>EXAM :</w:t>
+            </w:r>
+            <w:proofErr w:type="gramEnd"/>
+            <w:r>
+              <w:rPr>
+                <w:b/>
+              </w:rPr>
+              <w:t xml:space="preserve"> 100</w:t>
+            </w:r>
+          </w:p>
+          <w:p>
+            <w:pPr>
+              <w:jc w:val="center"/>
+              <w:rPr>
+                <w:b/>
+              </w:rPr>
+            </w:pPr>
+            <w:r>
+              <w:rPr>
+                <w:b/>
+              </w:rPr>
+              <w:t xml:space="preserve">TOTAL- </w:t>
+            </w:r>
+            <w:r>
+              <w:rPr>
+                <w:b/>
+              </w:rPr>
+              <w:t>4</w:t>
+            </w:r>
+            <w:bookmarkStart w:id="0" w:name="_GoBack"/>
+            <w:bookmarkEnd w:id="0"/>
+            <w:r>
+              <w:rPr>
+                <w:b/>
+              </w:rPr>
+              <w:t>00</w:t>
+            </w:r>
+          </w:p>
+        </w:tc>
+        <w:tc>
+          <w:tcPr>
+            <w:tcW w:w="1421" w:type="dxa"/>
+          </w:tcPr>
+          <w:p>
+            <w:pPr>
+              <w:jc w:val="center"/>
+              <w:rPr>
+                <w:b/>
+              </w:rPr>
+            </w:pPr>
+            <w:r>
+              <w:rPr>
+                <w:b/>
+              </w:rPr>
+              <w:t>365 DAYS</w:t>
             </w:r>
           </w:p>
         </w:tc>

--- a/file/ROYALTY.docx
+++ b/file/ROYALTY.docx
@@ -8268,6 +8268,12 @@
               <w:rPr>
                 <w:b/>
               </w:rPr>
+              <w:t>P</w:t>
+            </w:r>
+            <w:r>
+              <w:rPr>
+                <w:b/>
+              </w:rPr>
               <w:t>YTHON &amp; JDK DEVELOPER</w:t>
             </w:r>
           </w:p>
@@ -8435,12 +8441,14 @@
                 <w:b/>
               </w:rPr>
             </w:pPr>
+            <w:bookmarkStart w:id="0" w:name="_GoBack"/>
             <w:r>
               <w:rPr>
                 <w:b/>
               </w:rPr>
               <w:t>DIGITAL DATA ENTRY OPERATOR</w:t>
             </w:r>
+            <w:bookmarkEnd w:id="0"/>
           </w:p>
         </w:tc>
         <w:tc>
@@ -8731,8 +8739,6 @@
               </w:rPr>
               <w:t>4</w:t>
             </w:r>
-            <w:bookmarkStart w:id="0" w:name="_GoBack"/>
-            <w:bookmarkEnd w:id="0"/>
             <w:r>
               <w:rPr>
                 <w:b/>
